--- a/examples/defaults.docx
+++ b/examples/defaults.docx
@@ -153,10 +153,45 @@
         <w:t xml:space="preserve">Result</w:t>
       </w:r>
     </w:p>
+    <w:p>
+      <w:pPr>
+        <w:pStyle w:val="FirstParagraph"/>
+      </w:pPr>
+      <w:r>
+        <w:t xml:space="preserve">The</w:t>
+      </w:r>
+      <w:r>
+        <w:t xml:space="preserve"> </w:t>
+      </w:r>
+      <w:r>
+        <w:rPr>
+          <w:rStyle w:val="VerbatimChar"/>
+        </w:rPr>
+        <w:t xml:space="preserve">wrapped</w:t>
+      </w:r>
+      <w:r>
+        <w:t xml:space="preserve"> </w:t>
+      </w:r>
+      <w:r>
+        <w:t xml:space="preserve">key in this page’s YAML header sets a default width and gap</w:t>
+      </w:r>
+      <w:r>
+        <w:t xml:space="preserve"> </w:t>
+      </w:r>
+      <w:r>
+        <w:t xml:space="preserve">for every wrapped figure on the page. This paragraph comes before the</w:t>
+      </w:r>
+      <w:r>
+        <w:t xml:space="preserve"> </w:t>
+      </w:r>
+      <w:r>
+        <w:t xml:space="preserve">figure, so it runs the full width of the text.</w:t>
+      </w:r>
+    </w:p>
     <w:bookmarkStart w:id="12" w:name="fig-ratings"/>
     <w:p>
       <w:pPr>
-        <w:pStyle w:val="FirstParagraph"/>
+        <w:pStyle w:val="BodyText"/>
       </w:pPr>
       <w:pPr>
         <w:pStyle w:val="Compact"/>
@@ -321,15 +356,13 @@
         <w:t xml:space="preserve"> </w:t>
       </w:r>
       <w:r>
-        <w:t xml:space="preserve">attribute still comes first.</w:t>
-      </w:r>
-    </w:p>
-    <w:p>
-      <w:pPr>
-        <w:pStyle w:val="BodyText"/>
-      </w:pPr>
-      <w:r>
-        <w:t xml:space="preserve">In HTML, the</w:t>
+        <w:t xml:space="preserve">attribute still comes first: a figure</w:t>
+      </w:r>
+      <w:r>
+        <w:t xml:space="preserve"> </w:t>
+      </w:r>
+      <w:r>
+        <w:t xml:space="preserve">that sets its own</w:t>
       </w:r>
       <w:r>
         <w:t xml:space="preserve"> </w:t>
@@ -338,12 +371,84 @@
         <w:rPr>
           <w:rStyle w:val="VerbatimChar"/>
         </w:rPr>
+        <w:t xml:space="preserve">width</w:t>
+      </w:r>
+      <w:r>
+        <w:t xml:space="preserve"> </w:t>
+      </w:r>
+      <w:r>
+        <w:t xml:space="preserve">keeps that width, and the page’s gap still</w:t>
+      </w:r>
+      <w:r>
+        <w:t xml:space="preserve"> </w:t>
+      </w:r>
+      <w:r>
+        <w:t xml:space="preserve">applies to it. The gap is the space between the figure and the</w:t>
+      </w:r>
+      <w:r>
+        <w:t xml:space="preserve"> </w:t>
+      </w:r>
+      <w:r>
+        <w:t xml:space="preserve">text beside it, so this text sits a little farther from the figure than</w:t>
+      </w:r>
+      <w:r>
+        <w:t xml:space="preserve"> </w:t>
+      </w:r>
+      <w:r>
+        <w:t xml:space="preserve">it would with the built-in</w:t>
+      </w:r>
+      <w:r>
+        <w:t xml:space="preserve"> </w:t>
+      </w:r>
+      <w:r>
+        <w:rPr>
+          <w:rStyle w:val="VerbatimChar"/>
+        </w:rPr>
+        <w:t xml:space="preserve">1em</w:t>
+      </w:r>
+      <w:r>
+        <w:t xml:space="preserve">. Both keys sit under</w:t>
+      </w:r>
+      <w:r>
+        <w:t xml:space="preserve"> </w:t>
+      </w:r>
+      <w:r>
+        <w:rPr>
+          <w:rStyle w:val="VerbatimChar"/>
+        </w:rPr>
         <w:t xml:space="preserve">wrapped</w:t>
       </w:r>
       <w:r>
         <w:t xml:space="preserve"> </w:t>
       </w:r>
       <w:r>
+        <w:t xml:space="preserve">in the</w:t>
+      </w:r>
+      <w:r>
+        <w:t xml:space="preserve"> </w:t>
+      </w:r>
+      <w:r>
+        <w:t xml:space="preserve">YAML header, as the code at the top of this page shows. In HTML,</w:t>
+      </w:r>
+      <w:r>
+        <w:t xml:space="preserve"> </w:t>
+      </w:r>
+      <w:r>
+        <w:t xml:space="preserve">the</w:t>
+      </w:r>
+      <w:r>
+        <w:t xml:space="preserve"> </w:t>
+      </w:r>
+      <w:r>
+        <w:rPr>
+          <w:rStyle w:val="VerbatimChar"/>
+        </w:rPr>
+        <w:t xml:space="preserve">wrapped</w:t>
+      </w:r>
+      <w:r>
+        <w:t xml:space="preserve"> </w:t>
+      </w:r>
+      <w:r>
         <w:t xml:space="preserve">key also takes a</w:t>
       </w:r>
       <w:r>
@@ -356,13 +461,31 @@
         <w:t xml:space="preserve">breakpoint</w:t>
       </w:r>
       <w:r>
-        <w:t xml:space="preserve">. In a window that</w:t>
-      </w:r>
-      <w:r>
-        <w:t xml:space="preserve"> </w:t>
-      </w:r>
-      <w:r>
-        <w:t xml:space="preserve">wide or narrower, figures stop floating.</w:t>
+        <w:t xml:space="preserve">. In a window that wide or</w:t>
+      </w:r>
+      <w:r>
+        <w:t xml:space="preserve"> </w:t>
+      </w:r>
+      <w:r>
+        <w:t xml:space="preserve">narrower, figures stop floating. In a wider window, and in each of the</w:t>
+      </w:r>
+      <w:r>
+        <w:t xml:space="preserve"> </w:t>
+      </w:r>
+      <w:r>
+        <w:t xml:space="preserve">other formats, the text flows beside the figure until it passes the</w:t>
+      </w:r>
+      <w:r>
+        <w:t xml:space="preserve"> </w:t>
+      </w:r>
+      <w:r>
+        <w:t xml:space="preserve">figure’s bottom, and the last lines of this paragraph run under the</w:t>
+      </w:r>
+      <w:r>
+        <w:t xml:space="preserve"> </w:t>
+      </w:r>
+      <w:r>
+        <w:t xml:space="preserve">figure, at the full width of the text.</w:t>
       </w:r>
       <w:r>
         <w:br w:type="textWrapping" w:clear="all"/>
